--- a/Prints do BD.docx
+++ b/Prints do BD.docx
@@ -110,6 +110,91 @@
                   </pic:nvPicPr>
                   <pic:blipFill>
                     <a:blip r:embed="rId6"/>
+                    <a:stretch>
+                      <a:fillRect/>
+                    </a:stretch>
+                  </pic:blipFill>
+                  <pic:spPr>
+                    <a:xfrm>
+                      <a:off x="0" y="0"/>
+                      <a:ext cx="5400040" cy="3037840"/>
+                    </a:xfrm>
+                    <a:prstGeom prst="rect">
+                      <a:avLst/>
+                    </a:prstGeom>
+                  </pic:spPr>
+                </pic:pic>
+              </a:graphicData>
+            </a:graphic>
+          </wp:inline>
+        </w:drawing>
+      </w:r>
+    </w:p>
+    <w:p>
+      <w:r>
+        <w:rPr>
+          <w:noProof/>
+        </w:rPr>
+        <w:drawing>
+          <wp:inline distT="0" distB="0" distL="0" distR="0" wp14:anchorId="4785096D" wp14:editId="5FC00845">
+            <wp:extent cx="5400040" cy="3037840"/>
+            <wp:effectExtent l="0" t="0" r="0" b="0"/>
+            <wp:docPr id="2024023874" name="Imagem 1"/>
+            <wp:cNvGraphicFramePr>
+              <a:graphicFrameLocks xmlns:a="http://schemas.openxmlformats.org/drawingml/2006/main" noChangeAspect="1"/>
+            </wp:cNvGraphicFramePr>
+            <a:graphic xmlns:a="http://schemas.openxmlformats.org/drawingml/2006/main">
+              <a:graphicData uri="http://schemas.openxmlformats.org/drawingml/2006/picture">
+                <pic:pic xmlns:pic="http://schemas.openxmlformats.org/drawingml/2006/picture">
+                  <pic:nvPicPr>
+                    <pic:cNvPr id="2024023874" name=""/>
+                    <pic:cNvPicPr/>
+                  </pic:nvPicPr>
+                  <pic:blipFill>
+                    <a:blip r:embed="rId7"/>
+                    <a:stretch>
+                      <a:fillRect/>
+                    </a:stretch>
+                  </pic:blipFill>
+                  <pic:spPr>
+                    <a:xfrm>
+                      <a:off x="0" y="0"/>
+                      <a:ext cx="5400040" cy="3037840"/>
+                    </a:xfrm>
+                    <a:prstGeom prst="rect">
+                      <a:avLst/>
+                    </a:prstGeom>
+                  </pic:spPr>
+                </pic:pic>
+              </a:graphicData>
+            </a:graphic>
+          </wp:inline>
+        </w:drawing>
+      </w:r>
+    </w:p>
+    <w:p>
+      <w:r>
+        <w:rPr>
+          <w:noProof/>
+        </w:rPr>
+        <w:lastRenderedPageBreak/>
+        <w:drawing>
+          <wp:inline distT="0" distB="0" distL="0" distR="0" wp14:anchorId="6F460FB0" wp14:editId="51C3714F">
+            <wp:extent cx="5400040" cy="3037840"/>
+            <wp:effectExtent l="0" t="0" r="0" b="0"/>
+            <wp:docPr id="2122750995" name="Imagem 1"/>
+            <wp:cNvGraphicFramePr>
+              <a:graphicFrameLocks xmlns:a="http://schemas.openxmlformats.org/drawingml/2006/main" noChangeAspect="1"/>
+            </wp:cNvGraphicFramePr>
+            <a:graphic xmlns:a="http://schemas.openxmlformats.org/drawingml/2006/main">
+              <a:graphicData uri="http://schemas.openxmlformats.org/drawingml/2006/picture">
+                <pic:pic xmlns:pic="http://schemas.openxmlformats.org/drawingml/2006/picture">
+                  <pic:nvPicPr>
+                    <pic:cNvPr id="2122750995" name=""/>
+                    <pic:cNvPicPr/>
+                  </pic:nvPicPr>
+                  <pic:blipFill>
+                    <a:blip r:embed="rId8"/>
                     <a:stretch>
                       <a:fillRect/>
                     </a:stretch>
